--- a/precondition_extraction/evaluation/rfi/NIST-2026-0100-comment-short.docx
+++ b/precondition_extraction/evaluation/rfi/NIST-2026-0100-comment-short.docx
@@ -77,16 +77,8 @@
         <w:t xml:space="preserve">Interest to declare:</w:t>
       </w:r>
       <w:r>
-        <w:t xml:space="preserve"> none. Independent and non-commercial; no product, nothing for sale. All data and code behind the figures below is public and pinned: </w:t>
-      </w:r>
-      <w:hyperlink w:history="1" r:id="rIdys9jmzvgbyyjbkxoued0c">
-        <w:r>
-          <w:rPr>
-            <w:rStyle w:val="Hyperlink"/>
-          </w:rPr>
-          <w:t xml:space="preserve">https://github.com/scolly2683/vuln-evidence-registry/tree/7f1da343b8b69477c652ba3491ebb93338770a51</w:t>
-        </w:r>
-      </w:hyperlink>
+        <w:t xml:space="preserve"> none. Independent and non-commercial; no product, nothing for sale. The figures below are from my own measurement, described in each section.</w:t>
+      </w:r>
     </w:p>
     <w:p>
       <w:pPr>
@@ -761,23 +753,6 @@
         <w:spacing w:after="160" w:before="320"/>
       </w:pPr>
       <w:r>
-        <w:t xml:space="preserve">3. A public test set already exists</w:t>
-      </w:r>
-    </w:p>
-    <w:p>
-      <w:pPr>
-        <w:spacing w:after="160"/>
-      </w:pPr>
-      <w:r>
-        <w:t xml:space="preserve">This docket already carries a request for a versioned public benchmark of CVEs with ground-truth exploitability labels. I can offer a starting point rather than only ask: the project linked above holds a written extraction standard in which every condition must quote the advisory sentence it came from, 50 hand-checked records used to build it, and 30 more held back to test it, with the rules locked before those 30 were touched. Results and the method's weaknesses are published with it. It is free to adopt, extend or replace.</w:t>
-      </w:r>
-    </w:p>
-    <w:p>
-      <w:pPr>
-        <w:pStyle w:val="Heading2"/>
-        <w:spacing w:after="160" w:before="320"/>
-      </w:pPr>
-      <w:r>
         <w:t xml:space="preserve">What is weak about this evidence</w:t>
       </w:r>
     </w:p>
@@ -838,7 +813,7 @@
         <w:t xml:space="preserve">Conditions were extracted by an AI system, not read by a person.</w:t>
       </w:r>
       <w:r>
-        <w:t xml:space="preserve"> Its agreement with a second, independent AI reader was 89% on the held-back records (a realistic range of 74–95% given only 30). Both readers are models of the same family, so treat 89% as a best case. A comparison against a human reader is designed but not yet done.</w:t>
+        <w:t xml:space="preserve"> I checked its output against a second, independent AI reader on 30 records it had not been tuned on; they agreed on 89% of conditions (a realistic range of 74–95%, given only 30). Both are models of the same family, so treat 89% as a best case. A check against a human reader is not yet done.</w:t>
       </w:r>
     </w:p>
     <w:p>
@@ -985,7 +960,7 @@
       <w:r>
         <w:t xml:space="preserve">CVE record format schema: </w:t>
       </w:r>
-      <w:hyperlink w:history="1" r:id="rIdimcavi8b7gk8jsqa3bmbe">
+      <w:hyperlink w:history="1" r:id="rIdflu8-5ovjikshbnd8aii5">
         <w:r>
           <w:rPr>
             <w:rStyle w:val="Hyperlink"/>
@@ -1016,7 +991,7 @@
       <w:r>
         <w:t xml:space="preserve">, 18 Aug 2026: </w:t>
       </w:r>
-      <w:hyperlink w:history="1" r:id="rIdl42sdoj578ucd4b0wsysp">
+      <w:hyperlink w:history="1" r:id="rIdc39au-ax3imnsl_jwudgw">
         <w:r>
           <w:rPr>
             <w:rStyle w:val="Hyperlink"/>
@@ -1037,7 +1012,7 @@
       <w:r>
         <w:t xml:space="preserve">CNA Operational Rules v4.1.0: </w:t>
       </w:r>
-      <w:hyperlink w:history="1" r:id="rIdpagnydyxz495qd7wsvtxs">
+      <w:hyperlink w:history="1" r:id="rIdqvlf1l93jufnrvqgcrgly">
         <w:r>
           <w:rPr>
             <w:rStyle w:val="Hyperlink"/>
@@ -1058,33 +1033,12 @@
       <w:r>
         <w:t xml:space="preserve">CPE applicability quick-start guide: </w:t>
       </w:r>
-      <w:hyperlink w:history="1" r:id="rIdfvczuf5w-zkydftr26l0i">
+      <w:hyperlink w:history="1" r:id="rIdqhwkrtc2mp6edizmekk-z">
         <w:r>
           <w:rPr>
             <w:rStyle w:val="Hyperlink"/>
           </w:rPr>
           <w:t xml:space="preserve">https://www.cve.org/Resources/Roles/Cnas/CPEinCVERecordsGuide.pdf</w:t>
-        </w:r>
-      </w:hyperlink>
-    </w:p>
-    <w:p>
-      <w:pPr>
-        <w:pStyle w:val="ListParagraph"/>
-        <w:numPr>
-          <w:ilvl w:val="0"/>
-          <w:numId w:val="1"/>
-        </w:numPr>
-        <w:spacing w:after="120"/>
-      </w:pPr>
-      <w:r>
-        <w:t xml:space="preserve">Data, code and method for every figure above: </w:t>
-      </w:r>
-      <w:hyperlink w:history="1" r:id="rIdp0i_4nljnfq-vdbcz1paj">
-        <w:r>
-          <w:rPr>
-            <w:rStyle w:val="Hyperlink"/>
-          </w:rPr>
-          <w:t xml:space="preserve">https://github.com/scolly2683/vuln-evidence-registry/tree/7f1da343b8b69477c652ba3491ebb93338770a51</w:t>
         </w:r>
       </w:hyperlink>
     </w:p>

--- a/precondition_extraction/evaluation/rfi/NIST-2026-0100-comment-short.docx
+++ b/precondition_extraction/evaluation/rfi/NIST-2026-0100-comment-short.docx
@@ -55,29 +55,10 @@
           <w:b/>
           <w:bCs/>
         </w:rPr>
-        <w:t xml:space="preserve">From:</w:t>
-      </w:r>
-      <w:r>
-        <w:t xml:space="preserve"> </w:t>
-      </w:r>
-      <w:r>
-        <w:rPr>
-          <w:rFonts w:ascii="Consolas" w:cs="Consolas" w:eastAsia="Consolas" w:hAnsi="Consolas"/>
-        </w:rPr>
-        <w:t xml:space="preserve">[NAME]</w:t>
-      </w:r>
-      <w:r>
-        <w:t xml:space="preserve">, independent vulnerability-management practitioner, Ireland. </w:t>
-      </w:r>
-      <w:r>
-        <w:rPr>
-          <w:b/>
-          <w:bCs/>
-        </w:rPr>
         <w:t xml:space="preserve">Interest to declare:</w:t>
       </w:r>
       <w:r>
-        <w:t xml:space="preserve"> none. Independent and non-commercial; no product, nothing for sale. The figures below are from my own measurement, described in each section.</w:t>
+        <w:t xml:space="preserve"> none. I am an independent vulnerability-management practitioner in Ireland; non-commercial, no product, nothing for sale. The figures below are from my own measurement, described in each section.</w:t>
       </w:r>
     </w:p>
     <w:p>
@@ -900,7 +881,7 @@
         <w:t xml:space="preserve">Publish coverage as a rate, by year of publication, and keep the series.</w:t>
       </w:r>
       <w:r>
-        <w:t xml:space="preserve"> A repeated public measurement gives CNAs something to be measured against.</w:t>
+        <w:t xml:space="preserve"> The community-run CNAScoreCard already tracks this field, but assigns it no weight in a CNA's score, and reports it as the share of CNAs that have ever used it rather than the share of records that carry it. A repeated public measurement, as a record-level rate, gives CNAs something to be measured against.</w:t>
       </w:r>
     </w:p>
     <w:p>
@@ -960,7 +941,7 @@
       <w:r>
         <w:t xml:space="preserve">CVE record format schema: </w:t>
       </w:r>
-      <w:hyperlink w:history="1" r:id="rIdflu8-5ovjikshbnd8aii5">
+      <w:hyperlink w:history="1" r:id="rIdeoj2c647k5_4rryo1srks">
         <w:r>
           <w:rPr>
             <w:rStyle w:val="Hyperlink"/>
@@ -991,7 +972,7 @@
       <w:r>
         <w:t xml:space="preserve">, 18 Aug 2026: </w:t>
       </w:r>
-      <w:hyperlink w:history="1" r:id="rIdc39au-ax3imnsl_jwudgw">
+      <w:hyperlink w:history="1" r:id="rIdqfcc_mdoctlkm5m_mb8nm">
         <w:r>
           <w:rPr>
             <w:rStyle w:val="Hyperlink"/>
@@ -1012,7 +993,7 @@
       <w:r>
         <w:t xml:space="preserve">CNA Operational Rules v4.1.0: </w:t>
       </w:r>
-      <w:hyperlink w:history="1" r:id="rIdqvlf1l93jufnrvqgcrgly">
+      <w:hyperlink w:history="1" r:id="rIdr5rsrm4ymuouylnanpyni">
         <w:r>
           <w:rPr>
             <w:rStyle w:val="Hyperlink"/>
@@ -1031,9 +1012,30 @@
         <w:spacing w:after="120"/>
       </w:pPr>
       <w:r>
+        <w:t xml:space="preserve">CNAScoreCard field-utilisation data: </w:t>
+      </w:r>
+      <w:hyperlink w:history="1" r:id="rIdq04srbvbtraz5nrlwubla">
+        <w:r>
+          <w:rPr>
+            <w:rStyle w:val="Hyperlink"/>
+          </w:rPr>
+          <w:t xml:space="preserve">https://github.com/RogoLabs/CNAScoreCard</w:t>
+        </w:r>
+      </w:hyperlink>
+    </w:p>
+    <w:p>
+      <w:pPr>
+        <w:pStyle w:val="ListParagraph"/>
+        <w:numPr>
+          <w:ilvl w:val="0"/>
+          <w:numId w:val="1"/>
+        </w:numPr>
+        <w:spacing w:after="120"/>
+      </w:pPr>
+      <w:r>
         <w:t xml:space="preserve">CPE applicability quick-start guide: </w:t>
       </w:r>
-      <w:hyperlink w:history="1" r:id="rIdqhwkrtc2mp6edizmekk-z">
+      <w:hyperlink w:history="1" r:id="rIdm0dfs2bxvckbbrkrtpdn0">
         <w:r>
           <w:rPr>
             <w:rStyle w:val="Hyperlink"/>

--- a/precondition_extraction/evaluation/rfi/NIST-2026-0100-comment-short.docx
+++ b/precondition_extraction/evaluation/rfi/NIST-2026-0100-comment-short.docx
@@ -51,14 +51,7 @@
         <w:spacing w:after="160"/>
       </w:pPr>
       <w:r>
-        <w:rPr>
-          <w:b/>
-          <w:bCs/>
-        </w:rPr>
-        <w:t xml:space="preserve">Interest to declare:</w:t>
-      </w:r>
-      <w:r>
-        <w:t xml:space="preserve"> none. I am an independent vulnerability-management practitioner in Ireland; non-commercial, no product, nothing for sale. The figures below are from my own measurement, described in each section.</w:t>
+        <w:t xml:space="preserve">This comment responds to questions 5a, 5c and 5e (Vulnerability Data and Standards). The figures below are from my own measurement, described in each section; the underlying data and method are available on request.</w:t>
       </w:r>
     </w:p>
     <w:p>
@@ -941,7 +934,7 @@
       <w:r>
         <w:t xml:space="preserve">CVE record format schema: </w:t>
       </w:r>
-      <w:hyperlink w:history="1" r:id="rIdeoj2c647k5_4rryo1srks">
+      <w:hyperlink w:history="1" r:id="rId9jrv3sbroizico854jjbd">
         <w:r>
           <w:rPr>
             <w:rStyle w:val="Hyperlink"/>
@@ -972,7 +965,7 @@
       <w:r>
         <w:t xml:space="preserve">, 18 Aug 2026: </w:t>
       </w:r>
-      <w:hyperlink w:history="1" r:id="rIdqfcc_mdoctlkm5m_mb8nm">
+      <w:hyperlink w:history="1" r:id="rIdahaiv5klqycvylrbz_qq6">
         <w:r>
           <w:rPr>
             <w:rStyle w:val="Hyperlink"/>
@@ -993,7 +986,7 @@
       <w:r>
         <w:t xml:space="preserve">CNA Operational Rules v4.1.0: </w:t>
       </w:r>
-      <w:hyperlink w:history="1" r:id="rIdr5rsrm4ymuouylnanpyni">
+      <w:hyperlink w:history="1" r:id="rIdxdr9lbjhs-0mg1qrln9yh">
         <w:r>
           <w:rPr>
             <w:rStyle w:val="Hyperlink"/>
@@ -1014,7 +1007,7 @@
       <w:r>
         <w:t xml:space="preserve">CNAScoreCard field-utilisation data: </w:t>
       </w:r>
-      <w:hyperlink w:history="1" r:id="rIdq04srbvbtraz5nrlwubla">
+      <w:hyperlink w:history="1" r:id="rIdqueujjnedmiody5q-yf3i">
         <w:r>
           <w:rPr>
             <w:rStyle w:val="Hyperlink"/>
@@ -1035,7 +1028,7 @@
       <w:r>
         <w:t xml:space="preserve">CPE applicability quick-start guide: </w:t>
       </w:r>
-      <w:hyperlink w:history="1" r:id="rIdm0dfs2bxvckbbrkrtpdn0">
+      <w:hyperlink w:history="1" r:id="rIdkjztdyltxognl4whoxqdw">
         <w:r>
           <w:rPr>
             <w:rStyle w:val="Hyperlink"/>
